--- a/de/wisdom-stories/life-after-sixty.docx
+++ b/de/wisdom-stories/life-after-sixty.docx
@@ -40,7 +40,7 @@
         <w:rPr>
           <w:lang/>
         </w:rPr>
-        <w:t>Erlaube dir, das zu genießen, was du dir erarbeitet hast. Behalte künftige Bedürfnisse im Blick, aber gönne dir auch Annehmlichkeiten, Freude und lang gehegte Wünsche. Du musst nicht auf alles verzichten, um anderen möglichst viel zu hinterlassen.</w:t>
+        <w:t>Erlaube dir, das zu genießen, was du dir erarbeitet hast. Behalte künftige Bedürfnisse im Blick, aber gönne dir auch Annehmlichkeiten und Freude und erfülle dir lang gehegte Wünsche. Du musst nicht auf alles verzichten, um anderen möglichst viel zu hinterlassen.</w:t>
       </w:r>
     </w:p>
     <w:p>
